--- a/sample-data/stress/solution-architecture.docx
+++ b/sample-data/stress/solution-architecture.docx
@@ -91,7 +91,7 @@
           </w:tcPr>
           <w:p>
             <w:r>
-              <w:t>2x RHEL VM</w:t>
+              <w:t>3x RHEL VM</w:t>
             </w:r>
           </w:p>
         </w:tc>
@@ -133,7 +133,7 @@
           </w:tcPr>
           <w:p>
             <w:r>
-              <w:t>1x Windows VM</w:t>
+              <w:t>1x Windows VM + physical PostgreSQL</w:t>
             </w:r>
           </w:p>
         </w:tc>
@@ -143,7 +143,7 @@
           </w:tcPr>
           <w:p>
             <w:r>
-              <w:t>App Service P1v3</w:t>
+              <w:t>App Service P1v3 + PostgreSQL Flexible</w:t>
             </w:r>
           </w:p>
         </w:tc>
@@ -196,6 +196,48 @@
           <w:p>
             <w:r>
               <w:t>HA zone-redundant</w:t>
+            </w:r>
+          </w:p>
+        </w:tc>
+      </w:tr>
+      <w:tr>
+        <w:tc>
+          <w:tcPr>
+            <w:tcW w:type="dxa" w:w="2160"/>
+          </w:tcPr>
+          <w:p>
+            <w:r>
+              <w:t>Edge</w:t>
+            </w:r>
+          </w:p>
+        </w:tc>
+        <w:tc>
+          <w:tcPr>
+            <w:tcW w:type="dxa" w:w="2160"/>
+          </w:tcPr>
+          <w:p>
+            <w:r>
+              <w:t>F5 BIG-IP pair</w:t>
+            </w:r>
+          </w:p>
+        </w:tc>
+        <w:tc>
+          <w:tcPr>
+            <w:tcW w:type="dxa" w:w="2160"/>
+          </w:tcPr>
+          <w:p>
+            <w:r>
+              <w:t>Application Gateway WAF v2</w:t>
+            </w:r>
+          </w:p>
+        </w:tc>
+        <w:tc>
+          <w:tcPr>
+            <w:tcW w:type="dxa" w:w="2160"/>
+          </w:tcPr>
+          <w:p>
+            <w:r>
+              <w:t>replace, not rehost</w:t>
             </w:r>
           </w:p>
         </w:tc>
